--- a/templates/lettre_template.docx
+++ b/templates/lettre_template.docx
@@ -23,6 +23,13 @@
           <w:lang w:val="fr-FR"/>
         </w:rPr>
       </w:pPr>
+      <w:r/>
+      <w:r>
+        <w:rPr>
+          <w:sz w:val="22"/>
+        </w:rPr>
+        <w:t>Paris, le {{DATE}}</w:t>
+      </w:r>
     </w:p>
     <w:p>
       <w:pPr>
